--- a/submission/PIE-Block-作品信息与原创性说明.docx
+++ b/submission/PIE-Block-作品信息与原创性说明.docx
@@ -591,7 +591,7 @@
         <w:ind w:left="420"/>
       </w:pPr>
       <w:r>
-        <w:t>（3）单文件便携版自解压启动器、打包与发布脚本，以及面向校内赛的教材与文档体系。</w:t>
+        <w:t>（3）打包与发布脚本（Windows 安装包、Linux 包），以及面向校内赛的教材与文档体系。</w:t>
       </w:r>
     </w:p>
     <w:p>
@@ -616,7 +616,7 @@
     <w:p>
       <w:pPr/>
       <w:r>
-        <w:t>本项目首次提交于 2026-07-23，最初为 Blockly 积木路线，2026-07-25 转向图形化配置，赛前已完成 1.1.0 至 1.3.0 主线；竞赛周期（2026-10-15 至 2026-10-22）内完成 99 次提交，形成 1.4.0 至 1.5.0 增量，主要包括音乐工程 OLED 五线谱固件、重叠音符单音裁决、Material 3 动效、Windows 单文件便携版、中文用户名下的 SDCC 修复、教材骨架；未虚构功能，Android 不能编译烧录、Web 版只读、音乐固件受低 64 KB 限制等已知限制已在《作品介绍》披露。</w:t>
+        <w:t>本项目首次提交于 2026-07-23，最初为 Blockly 积木路线，2026-07-25 转向图形化配置，赛前已完成 1.1.0 至 1.3.0 主线；竞赛周期（2026-10-15 至 2026-10-22）内完成 99 次提交，形成 1.4.0 至 1.5.0 增量，主要包括音乐工程 OLED 五线谱固件、重叠音符单音裁决、Material 3 动效、构建缓存指纹修复、中文用户名下的 SDCC 修复、教材骨架；未虚构功能，Android 不能编译烧录、Web 版只读、音乐固件受低 64 KB 限制等已知限制已在《作品介绍》披露。</w:t>
       </w:r>
     </w:p>
     <w:p>

--- a/submission/PIE-Block-作品信息与原创性说明.docx
+++ b/submission/PIE-Block-作品信息与原创性说明.docx
@@ -396,23 +396,6 @@
         <w:rPr>
           <w:color w:val="000000"/>
         </w:rPr>
-        <w:t>团队负责人签名：</w:t>
-      </w:r>
-      <w:r>
-        <w:rPr>
-          <w:color w:val="000000"/>
-        </w:rPr>
-        <w:t>____________</w:t>
-      </w:r>
-    </w:p>
-    <w:p>
-      <w:pPr>
-        <w:widowControl w:val="0"/>
-      </w:pPr>
-      <w:r>
-        <w:rPr>
-          <w:color w:val="000000"/>
-        </w:rPr>
         <w:t>日期：</w:t>
       </w:r>
       <w:r>

--- a/submission/PIE-Block-作品信息与原创性说明.docx
+++ b/submission/PIE-Block-作品信息与原创性说明.docx
@@ -229,7 +229,7 @@
                 <w:color w:val="000000"/>
                 <w:sz w:val="21"/>
               </w:rPr>
-              <w:t>娄庆杰</w:t>
+              <w:t>娄庆杰（个人参赛）</w:t>
             </w:r>
           </w:p>
         </w:tc>
@@ -275,7 +275,7 @@
                 <w:color w:val="000000"/>
                 <w:sz w:val="21"/>
               </w:rPr>
-              <w:t>娄庆杰</w:t>
+              <w:t>无（个人参赛）</w:t>
             </w:r>
           </w:p>
         </w:tc>
@@ -373,7 +373,7 @@
         <w:rPr>
           <w:color w:val="000000"/>
         </w:rPr>
-        <w:t>本团队承诺：</w:t>
+        <w:t>本人承诺：</w:t>
       </w:r>
     </w:p>
     <w:p>
@@ -616,7 +616,7 @@
     <w:p>
       <w:pPr/>
       <w:r>
-        <w:t>本团队声明：（1）未使用其他参赛作品的完整代码或素材，未使用未经授权的隐私或敏感数据；（2）引用开源组件均保留许可证与版权声明，仓库当前未附根目录 LICENSE，第三方声明见 docs/legal/THIRD_PARTY_NOTICES.md；（3）提交材料真实，接受复核。</w:t>
+        <w:t>本人声明：（1）未使用其他参赛作品的完整代码或素材，未使用未经授权的隐私或敏感数据；（2）引用开源组件均保留许可证与版权声明，仓库当前未附根目录 LICENSE，第三方声明见 docs/legal/THIRD_PARTY_NOTICES.md；（3）提交材料真实，接受复核。</w:t>
       </w:r>
     </w:p>
     <w:sectPr>

--- a/submission/PIE-Block-作品信息与原创性说明.docx
+++ b/submission/PIE-Block-作品信息与原创性说明.docx
@@ -431,13 +431,13 @@
     <w:p>
       <w:pPr/>
       <w:r>
-        <w:t>开发中使用 TRAE、OpenCode、WorkBuddy、DeepSeek Harness（DeepSeek 模型）、Qoder、CodeBuddy、Codex、Claude Code 等 AI 编程工具与模型，分别用于需求分析、方案设计、代码生成、调试与重构、文档撰写。</w:t>
+        <w:t>开发中使用 TRAE、WorkBuddy、DeepSeek Harness（DeepSeek 模型）、Qoder、CodeBuddy、Codex、Claude Code 等 AI 编程工具与模型，分别用于需求分析、方案设计、代码生成、调试与重构、文档撰写。</w:t>
       </w:r>
     </w:p>
     <w:p>
       <w:pPr/>
       <w:r>
-        <w:t>仓库内可查证据：.trae/documents/ 下 5 份实施方案文档、opencode.json 的 Agent 权限配置、.workbuddy/memory/ 长期记忆与 AGENTS.md 协作约定；608 条提交均在 AI Agent 辅助下完成，人工负责需求定义、结果审查与最终验收。</w:t>
+        <w:t>仓库内可查证据：.trae/documents/ 下 5 份实施方案文档、.workbuddy/memory/ 长期记忆与 AGENTS.md 协作约定；608 条提交均在 AI Agent 辅助下完成，人工负责需求定义、结果审查与最终验收。</w:t>
       </w:r>
     </w:p>
     <w:p>
@@ -493,7 +493,7 @@
         <w:ind w:left="420"/>
       </w:pPr>
       <w:r>
-        <w:t>（2）OpenCode CLI 1.18.14：内嵌 AI 编程助手，MIT；docs/legal/licenses/OpenCode-LICENSE.txt。</w:t>
+        <w:t>（2）字体：界面与文档使用 JetBrains Mono（SIL OFL 1.1，docs/legal/licenses/JetBrainsMono-OFL-1.1.txt）、Noto Sans SC 子集（SIL OFL）。</w:t>
       </w:r>
     </w:p>
     <w:p>
@@ -501,7 +501,7 @@
         <w:ind w:left="420"/>
       </w:pPr>
       <w:r>
-        <w:t>（3）字体：界面与文档使用 JetBrains Mono（SIL OFL 1.1，docs/legal/licenses/JetBrainsMono-OFL-1.1.txt）、Noto Sans SC 子集（SIL OFL）。</w:t>
+        <w:t>（3）Flutter/Dart 依赖（用于界面与功能实现）：flutter_riverpod、re_editor、re_highlight、flutter_soloud（MIT），file_selector、path、path_provider（BSD-3-Clause）等，见 pubspec.lock。</w:t>
       </w:r>
     </w:p>
     <w:p>
@@ -509,7 +509,7 @@
         <w:ind w:left="420"/>
       </w:pPr>
       <w:r>
-        <w:t>（4）Flutter/Dart 依赖（用于界面与功能实现）：flutter_riverpod、re_editor、re_highlight、flutter_soloud（MIT），file_selector、path、path_provider（BSD-3-Clause）等，见 pubspec.lock。</w:t>
+        <w:t>（4）STC32G 硬件参考库与例程：stc32g/ 硬件库，Copyright (c) 2023, CNU_W.PIE，署名“胖胖（PP）”，不得用于商业用途、修改需保留版权声明；仅作硬件参考与校内赛用途。</w:t>
       </w:r>
     </w:p>
     <w:p>
@@ -517,7 +517,7 @@
         <w:ind w:left="420"/>
       </w:pPr>
       <w:r>
-        <w:t>（5）STC32G 硬件参考库与例程：stc32g/ 硬件库，Copyright (c) 2023, CNU_W.PIE，署名“胖胖（PP）”，不得用于商业用途、修改需保留版权声明；仅作硬件参考与校内赛用途。</w:t>
+        <w:t>（5）FreeRTOS 源码：freertos/Sources，MIT，仅作参考。</w:t>
       </w:r>
     </w:p>
     <w:p>
@@ -525,15 +525,7 @@
         <w:ind w:left="420"/>
       </w:pPr>
       <w:r>
-        <w:t>（6）FreeRTOS 源码：freertos/Sources，MIT，仅作参考。</w:t>
-      </w:r>
-    </w:p>
-    <w:p>
-      <w:pPr>
-        <w:ind w:left="420"/>
-      </w:pPr>
-      <w:r>
-        <w:t>（7）ElegantBook v4.7：LaTeX 教材模板，LPPL，book/elegantbook.cls 保留声明。</w:t>
+        <w:t>（6）ElegantBook v4.7：LaTeX 教材模板，LPPL，book/elegantbook.cls 保留声明。</w:t>
       </w:r>
     </w:p>
     <w:p>

--- a/submission/PIE-Block-作品信息与原创性说明.docx
+++ b/submission/PIE-Block-作品信息与原创性说明.docx
@@ -229,7 +229,7 @@
                 <w:color w:val="000000"/>
                 <w:sz w:val="21"/>
               </w:rPr>
-              <w:t>娄庆杰（个人参赛）</w:t>
+              <w:t>娄庆杰</w:t>
             </w:r>
           </w:p>
         </w:tc>
@@ -323,7 +323,7 @@
                 <w:color w:val="000000"/>
                 <w:sz w:val="21"/>
               </w:rPr>
-              <w:t>桌面应用（Windows / Linux；另提供 Web 在线体验版）</w:t>
+              <w:t>桌面应用（Windows / Linux）</w:t>
             </w:r>
           </w:p>
         </w:tc>
@@ -373,7 +373,7 @@
         <w:rPr>
           <w:color w:val="000000"/>
         </w:rPr>
-        <w:t>本人承诺：</w:t>
+        <w:t>本团队承诺：</w:t>
       </w:r>
     </w:p>
     <w:p>
@@ -396,6 +396,23 @@
         <w:rPr>
           <w:color w:val="000000"/>
         </w:rPr>
+        <w:t>团队负责人签名：</w:t>
+      </w:r>
+      <w:r>
+        <w:rPr>
+          <w:color w:val="000000"/>
+        </w:rPr>
+        <w:t>____________</w:t>
+      </w:r>
+    </w:p>
+    <w:p>
+      <w:pPr>
+        <w:widowControl w:val="0"/>
+      </w:pPr>
+      <w:r>
+        <w:rPr>
+          <w:color w:val="000000"/>
+        </w:rPr>
         <w:t>日期：</w:t>
       </w:r>
       <w:r>
@@ -403,212 +420,6 @@
           <w:color w:val="000000"/>
         </w:rPr>
         <w:t>2026 年 10 月 22 日</w:t>
-      </w:r>
-    </w:p>
-    <w:p>
-      <w:pPr>
-        <w:pStyle w:val="1"/>
-      </w:pPr>
-      <w:r>
-        <w:rPr>
-          <w:rFonts w:ascii="Times New Roman" w:hAnsi="Times New Roman" w:eastAsia="黑体"/>
-          <w:sz w:val="32"/>
-        </w:rPr>
-        <w:t>三、AI 工具使用与第三方资源说明</w:t>
-      </w:r>
-    </w:p>
-    <w:p>
-      <w:pPr>
-        <w:pStyle w:val="21"/>
-      </w:pPr>
-      <w:r>
-        <w:rPr>
-          <w:rFonts w:ascii="Times New Roman" w:hAnsi="Times New Roman" w:eastAsia="黑体"/>
-        </w:rPr>
-        <w:t>（一）AI 工具与模型使用情况</w:t>
-      </w:r>
-    </w:p>
-    <w:p>
-      <w:pPr/>
-      <w:r>
-        <w:t>开发中使用 TRAE、WorkBuddy、DeepSeek Harness（DeepSeek 模型）、Qoder、CodeBuddy、Codex、Claude Code 等 AI 编程工具与模型，分别用于需求分析、方案设计、代码生成、调试与重构、文档撰写。</w:t>
-      </w:r>
-    </w:p>
-    <w:p>
-      <w:pPr/>
-      <w:r>
-        <w:t>仓库内可查证据：.trae/documents/ 下 5 份实施方案文档、.workbuddy/memory/ 长期记忆与 AGENTS.md 协作约定；608 条提交均在 AI Agent 辅助下完成，人工负责需求定义、结果审查与最终验收。</w:t>
-      </w:r>
-    </w:p>
-    <w:p>
-      <w:pPr>
-        <w:pStyle w:val="21"/>
-      </w:pPr>
-      <w:r>
-        <w:rPr>
-          <w:rFonts w:ascii="Times New Roman" w:hAnsi="Times New Roman" w:eastAsia="黑体"/>
-        </w:rPr>
-        <w:t>（二）AI 生成结果的验证与人工责任</w:t>
-      </w:r>
-    </w:p>
-    <w:p>
-      <w:pPr/>
-      <w:r>
-        <w:t>AI 生成结果须经自动化验证才能进入发布：flutter analyze 无问题、flutter test 225 项、pieblock_core 160 项、pieblock_toolchain 24 项、pieblock_hid 13 项全部通过（2026-10-22 实测；发布前另含固件 Python 38 项）；6 个工程 HEX 黄金固件哈希与冻结基线一致；CI 覆盖 Windows、Linux、Android 三平台；并经主控板真机 USB-HID 烧录与 OLED 显示实测。</w:t>
-      </w:r>
-    </w:p>
-    <w:p>
-      <w:pPr/>
-      <w:r>
-        <w:t>人工负责硬件方案与接线实验、参数阈值决策、交互手感评估（6/10 分、8 条 P0 待修项）、版本发布与最终验收；未经验证的 AI 输出不进入发布包。</w:t>
-      </w:r>
-    </w:p>
-    <w:p>
-      <w:pPr>
-        <w:pStyle w:val="21"/>
-      </w:pPr>
-      <w:r>
-        <w:rPr>
-          <w:rFonts w:ascii="Times New Roman" w:hAnsi="Times New Roman" w:eastAsia="黑体"/>
-        </w:rPr>
-        <w:t>（三）第三方软件与开源组件</w:t>
-      </w:r>
-    </w:p>
-    <w:p>
-      <w:pPr/>
-      <w:r>
-        <w:t>第三方组件均保留许可证与版权声明：</w:t>
-      </w:r>
-    </w:p>
-    <w:p>
-      <w:pPr>
-        <w:ind w:left="420"/>
-      </w:pPr>
-      <w:r>
-        <w:t>（1）SDCC MCS-251/C251：离线编译工具链，GPL 许可证；子模块 https://github.com/louqingjie/sdcc-c251，发布包附 COPYING、COPYING3。</w:t>
-      </w:r>
-    </w:p>
-    <w:p>
-      <w:pPr>
-        <w:ind w:left="420"/>
-      </w:pPr>
-      <w:r>
-        <w:t>（2）字体：界面与文档使用 JetBrains Mono（SIL OFL 1.1，docs/legal/licenses/JetBrainsMono-OFL-1.1.txt）、Noto Sans SC 子集（SIL OFL）。</w:t>
-      </w:r>
-    </w:p>
-    <w:p>
-      <w:pPr>
-        <w:ind w:left="420"/>
-      </w:pPr>
-      <w:r>
-        <w:t>（3）Flutter/Dart 依赖（用于界面与功能实现）：flutter_riverpod、re_editor、re_highlight、flutter_soloud（MIT），file_selector、path、path_provider（BSD-3-Clause）等，见 pubspec.lock。</w:t>
-      </w:r>
-    </w:p>
-    <w:p>
-      <w:pPr>
-        <w:ind w:left="420"/>
-      </w:pPr>
-      <w:r>
-        <w:t>（4）STC32G 硬件参考库与例程：stc32g/ 硬件库，Copyright (c) 2023, CNU_W.PIE，署名“胖胖（PP）”，不得用于商业用途、修改需保留版权声明；仅作硬件参考与校内赛用途。</w:t>
-      </w:r>
-    </w:p>
-    <w:p>
-      <w:pPr>
-        <w:ind w:left="420"/>
-      </w:pPr>
-      <w:r>
-        <w:t>（5）FreeRTOS 源码：freertos/Sources，MIT，仅作参考。</w:t>
-      </w:r>
-    </w:p>
-    <w:p>
-      <w:pPr>
-        <w:ind w:left="420"/>
-      </w:pPr>
-      <w:r>
-        <w:t>（6）ElegantBook v4.7：LaTeX 教材模板，LPPL，book/elegantbook.cls 保留声明。</w:t>
-      </w:r>
-    </w:p>
-    <w:p>
-      <w:pPr>
-        <w:pStyle w:val="21"/>
-      </w:pPr>
-      <w:r>
-        <w:rPr>
-          <w:rFonts w:ascii="Times New Roman" w:hAnsi="Times New Roman" w:eastAsia="黑体"/>
-        </w:rPr>
-        <w:t>（四）项目原创范围</w:t>
-      </w:r>
-    </w:p>
-    <w:p>
-      <w:pPr/>
-      <w:r>
-        <w:t>本项目原创部分包括：</w:t>
-      </w:r>
-    </w:p>
-    <w:p>
-      <w:pPr>
-        <w:ind w:left="420"/>
-      </w:pPr>
-      <w:r>
-        <w:t>（1）四个 Dart 包：pieblock_core（模型、校验器、代码生成器）、pieblock_toolchain（构建与校验）、pieblock_hid（烧录协议与 Windows HID）、pieblock_sdcc_native（Android C ABI）。</w:t>
-      </w:r>
-    </w:p>
-    <w:p>
-      <w:pPr>
-        <w:ind w:left="420"/>
-      </w:pPr>
-      <w:r>
-        <w:t>（2）Flutter 界面层：四类工程向导、C 代码页与汇编对照、钢琴卷帘、Material 3 动效。</w:t>
-      </w:r>
-    </w:p>
-    <w:p>
-      <w:pPr>
-        <w:ind w:left="420"/>
-      </w:pPr>
-      <w:r>
-        <w:t>（3）打包与发布脚本（Windows 安装包、Linux 包），以及面向校内赛的教材与文档体系。</w:t>
-      </w:r>
-    </w:p>
-    <w:p>
-      <w:pPr>
-        <w:ind w:left="420"/>
-      </w:pPr>
-      <w:r>
-        <w:t>（4）音乐工程五线谱固件与调试提示音方案、官网（website/）。</w:t>
-      </w:r>
-    </w:p>
-    <w:p>
-      <w:pPr>
-        <w:pStyle w:val="21"/>
-      </w:pPr>
-      <w:r>
-        <w:rPr>
-          <w:rFonts w:ascii="Times New Roman" w:hAnsi="Times New Roman" w:eastAsia="黑体"/>
-        </w:rPr>
-        <w:t>（五）赛前基础与竞赛周期增量（如实申报）</w:t>
-      </w:r>
-    </w:p>
-    <w:p>
-      <w:pPr/>
-      <w:r>
-        <w:t>本项目首次提交于 2026-07-23，最初为 Blockly 积木路线，2026-07-25 转向图形化配置，赛前已完成 1.1.0 至 1.3.0 主线；竞赛周期（2026-10-15 至 2026-10-22）内完成 99 次提交，形成 1.4.0 至 1.5.0 增量，主要包括音乐工程 OLED 五线谱固件、重叠音符单音裁决、Material 3 动效、构建缓存指纹修复、中文用户名下的 SDCC 修复、教材骨架；未虚构功能，Android 不能编译烧录、Web 版只读、音乐固件受低 64 KB 限制等已知限制已在《作品介绍》披露。</w:t>
-      </w:r>
-    </w:p>
-    <w:p>
-      <w:pPr>
-        <w:pStyle w:val="21"/>
-      </w:pPr>
-      <w:r>
-        <w:rPr>
-          <w:rFonts w:ascii="Times New Roman" w:hAnsi="Times New Roman" w:eastAsia="黑体"/>
-        </w:rPr>
-        <w:t>（六）合规声明</w:t>
-      </w:r>
-    </w:p>
-    <w:p>
-      <w:pPr/>
-      <w:r>
-        <w:t>本人声明：（1）未使用其他参赛作品的完整代码或素材，未使用未经授权的隐私或敏感数据；（2）引用开源组件均保留许可证与版权声明，仓库当前未附根目录 LICENSE，第三方声明见 docs/legal/THIRD_PARTY_NOTICES.md；（3）提交材料真实，接受复核。</w:t>
       </w:r>
     </w:p>
     <w:sectPr>
